--- a/docs/manuscript/UMAT_OTI_SoftwareX_V5.docx
+++ b/docs/manuscript/UMAT_OTI_SoftwareX_V5.docx
@@ -22,7 +22,31 @@
     </w:p>
     <w:p>
       <w:r>
-        <w:t>UMAT-OTI is an open-source source-to-source transformation tool that generates machine-precision derivatives of Abaqus user-material subroutines (UMATs) using order-truncated imaginary (OTI) arithmetic. Every derivative is specified by four elements -- a seed variable, a response variable, an extraction target and a differentiation order -- so one compact contract configures the consistent material tangent DDSDDE, the internal Jacobians of local constitutive solves, higher-order stress derivatives, and the exported point-wise parameter sensitivities DSIGMA_DP and DSTATEV_DP from a single unmodified UMAT. The transformed routine preserves the standard UMAT interface. Every product is checked against a reference that shares no code path with it: on an illustrative J2 model the generated tangent agrees with a closed-form consistent tangent over all 108 entries to 2.52×10^-15, and derivatives through order 4 agree with an independent 80-digit reference over 108 comparisons with 0 failures. Across 41 globally deduplicated sources, 36 are numerically verified by at least one route and 5 are not, each with a recorded reason. Extracting a model's internal Jacobian also audits the one it ships: in 2 of 6 sources the hand-coded Jacobian differs from the independent reference by up to 2.59%, while the extracted one agrees to 5.21×10^-10.</w:t>
+        <w:t>UMAT-OTI is an open-source source-to-source transformation tool that generates machine-precision derivatives of Abaqus user-material subroutines (UMATs) using order-truncated imaginary (OTI) arithmetic. Every derivative is specified by four elements — a seed variable, a response variable, an extraction target and a differentiation order — so one compact contract configures the consistent material tangent DDSDDE, the internal Jacobians of local constitutive solves, higher-order stress derivatives, and the exported point-wise parameter sensitivities DSIGMA_DP and DSTATEV_DP from a single unmodified UMAT. The transformed routine preserves the standard UMAT interface. Every product is checked against a reference that shares no code path with it: on an illustrative J2 model the generated tangent agrees with a closed-form consistent tangent over all 108 entries to 2.52</w:t>
+      </w:r>
+      <w:r>
+        <w:t>×10</w:t>
+      </w:r>
+      <w:r>
+        <w:rPr>
+          <w:vertAlign w:val="superscript"/>
+        </w:rPr>
+        <w:t>-15</w:t>
+      </w:r>
+      <w:r>
+        <w:t>, and derivatives through order 4 agree with an independent 80-digit reference over 108 comparisons with 0 failures. Across 41 globally deduplicated sources, 36 are numerically verified by at least one route and 5 are not, each with a recorded reason. Extracting a model's internal Jacobian also audits the one it ships: in 2 of 6 sources the hand-coded Jacobian differs from the independent reference by up to 2.59%, while the extracted one agrees to 5.21</w:t>
+      </w:r>
+      <w:r>
+        <w:t>×10</w:t>
+      </w:r>
+      <w:r>
+        <w:rPr>
+          <w:vertAlign w:val="superscript"/>
+        </w:rPr>
+        <w:t>-10</w:t>
+      </w:r>
+      <w:r>
+        <w:t>.</w:t>
       </w:r>
     </w:p>
     <w:p>
@@ -75,7 +99,7 @@
     </w:p>
     <w:p>
       <w:r>
-        <w:t>The transformation resolves the entry routine's dependency closure -- helper subprograms, INCLUDE files and the modules they need -- lifts the arithmetic to the OTI type, generates the algebra module for the requested number of directions and order, and emits Fortran that compiles against it. 4 of the verified sources are multi-file: their closure is resolved rather than declared, and a helper defined differently in two places is reported as ambiguous instead of being chosen arbitrarily.</w:t>
+        <w:t>The transformation resolves the entry routine's dependency closure — helper subprograms, INCLUDE files and the modules they need — lifts the arithmetic to the OTI type, generates the algebra module for the requested number of directions and order, and emits Fortran that compiles against it. 4 of the verified sources are multi-file: their closure is resolved rather than declared, and a helper defined differently in two places is reported as ambiguous instead of being chosen arbitrarily.</w:t>
       </w:r>
     </w:p>
     <w:p>
@@ -90,7 +114,7 @@
       <w:r>
         <w:drawing>
           <wp:inline xmlns:a="http://schemas.openxmlformats.org/drawingml/2006/main" xmlns:pic="http://schemas.openxmlformats.org/drawingml/2006/picture">
-            <wp:extent cx="5669280" cy="5873900"/>
+            <wp:extent cx="5669280" cy="7018919"/>
             <wp:docPr id="1" name="Picture 1"/>
             <wp:cNvGraphicFramePr>
               <a:graphicFrameLocks noChangeAspect="1"/>
@@ -111,7 +135,7 @@
                   <pic:spPr>
                     <a:xfrm>
                       <a:off x="0" y="0"/>
-                      <a:ext cx="5669280" cy="5873900"/>
+                      <a:ext cx="5669280" cy="7018919"/>
                     </a:xfrm>
                     <a:prstGeom prst="rect"/>
                   </pic:spPr>
@@ -128,7 +152,7 @@
           <w:i/>
           <w:sz w:val="18"/>
         </w:rPr>
-        <w:t>Figure 1. The interface constructing a request: entry source and dependency roots, the source information detected from the file, the tensor and state dimensions, the mapping of material parameters onto PROPS, the requested derivative products, and the supplied loading history.</w:t>
+        <w:t>Figure 1. The interface constructing a request: the entry source and dependency roots, the tensor and state dimensions, the mapping of material parameters onto PROPS, the requested derivative products, and the supplied loading history. The detected source information panel is not shown: the figure is cropped so its text prints at readable size, and that content is reported in the run manifest.</w:t>
       </w:r>
     </w:p>
     <w:p>
@@ -138,7 +162,7 @@
       <w:r>
         <w:drawing>
           <wp:inline xmlns:a="http://schemas.openxmlformats.org/drawingml/2006/main" xmlns:pic="http://schemas.openxmlformats.org/drawingml/2006/picture">
-            <wp:extent cx="5669280" cy="8438216"/>
+            <wp:extent cx="5669280" cy="6151010"/>
             <wp:docPr id="2" name="Picture 2"/>
             <wp:cNvGraphicFramePr>
               <a:graphicFrameLocks noChangeAspect="1"/>
@@ -159,7 +183,7 @@
                   <pic:spPr>
                     <a:xfrm>
                       <a:off x="0" y="0"/>
-                      <a:ext cx="5669280" cy="8438216"/>
+                      <a:ext cx="5669280" cy="6151010"/>
                     </a:xfrm>
                     <a:prstGeom prst="rect"/>
                   </pic:spPr>
@@ -176,7 +200,7 @@
           <w:i/>
           <w:sz w:val="18"/>
         </w:rPr>
-        <w:t>Figure 2. The same interface after a real run. Every pipeline stage carries its own status; primal parity is reported above the derivative section; each product carries an outcome word rather than a colour. INTERNAL_JACOBIAN is reported unsupported for this model, with the reason, because it integrates its law without a local Newton iteration.</w:t>
+        <w:t>Figure 2. The same interface after a real run. Every pipeline stage carries its own status; primal parity is reported above the derivative section; each product carries an outcome word rather than a colour. INTERNAL_JACOBIAN is reported unsupported for this model, with the reason, because it integrates its law without a local Newton iteration. The artifacts and comparison summary panels are not shown: the figure is cropped so its text prints at readable size, and that content is reported in Table 5 and the run manifest.</w:t>
       </w:r>
     </w:p>
     <w:p>
@@ -195,12 +219,60 @@
     </w:p>
     <w:p>
       <w:r>
-        <w:t>The consistent tangent is checked against two references that fail differently: the closed-form elastoplastic consistent tangent, and an 80-digit centred difference of an independent integrator. Over 108 entries none disagrees. 66 are zeros of the matrix, returned as exactly zero; the remaining 42 agree to 2.52×10^-15, while the two references agree with each other to 4.77×10^-14. Raising the requested order on the same path retains the higher derivatives of the same stress update: 108 comparisons through order 4, 0 failures, worst relative difference 1.94×10^-9 where the quantity is large enough for a relative error to mean anything. Figure 3 collects these.</w:t>
+        <w:t>The consistent tangent is checked against two references that fail differently: the closed-form elastoplastic consistent tangent, and an 80-digit centred difference of an independent integrator. Over 108 entries none disagrees. 66 are zeros of the matrix, returned as exactly zero; the remaining 42 agree to 2.52</w:t>
+      </w:r>
+      <w:r>
+        <w:t>×10</w:t>
+      </w:r>
+      <w:r>
+        <w:rPr>
+          <w:vertAlign w:val="superscript"/>
+        </w:rPr>
+        <w:t>-15</w:t>
+      </w:r>
+      <w:r>
+        <w:t>, while the two references agree with each other to 4.77</w:t>
+      </w:r>
+      <w:r>
+        <w:t>×10</w:t>
+      </w:r>
+      <w:r>
+        <w:rPr>
+          <w:vertAlign w:val="superscript"/>
+        </w:rPr>
+        <w:t>-14</w:t>
+      </w:r>
+      <w:r>
+        <w:t>. Raising the requested order on the same path retains the higher derivatives of the same stress update: 108 comparisons through order 4, 0 failures, worst relative difference 1.94</w:t>
+      </w:r>
+      <w:r>
+        <w:t>×10</w:t>
+      </w:r>
+      <w:r>
+        <w:rPr>
+          <w:vertAlign w:val="superscript"/>
+        </w:rPr>
+        <w:t>-9</w:t>
+      </w:r>
+      <w:r>
+        <w:t xml:space="preserve"> where the quantity is large enough for a relative error to mean anything. Figure 3 collects these.</w:t>
       </w:r>
     </w:p>
     <w:p>
       <w:r>
-        <w:t>The parameter sensitivities perturb the material constants rather than the strain. DSIGMA_DP holds the derivative of each stress component with respect to each material parameter and DSTATEV_DP the derivative of the state variable, both at one material point and one increment. The second is needed because the plastic strain carried into an increment already depends on the parameters. Over the full path, 560 comparisons agree with centred differences of the independently compiled original, 0 disagree, and the worst relative difference is 2.48×10^-8. 390 of those rows are exactly zero on both sides: before yield the stress does not depend on the yield stress or the hardening modulus, and the equivalent plastic strain depends on nothing. Those are structural zeros of the model, read from the raw values rather than inferred from a plot. Figure 4 shows both arrays over the path.</w:t>
+        <w:t>The parameter sensitivities perturb the material constants rather than the strain. DSIGMA_DP holds the derivative of each stress component with respect to each material parameter and DSTATEV_DP the derivative of the state variable, both at one material point and one increment. The second is needed because the plastic strain carried into an increment already depends on the parameters. Over the full path, 560 comparisons agree with centred differences of the independently compiled original, 0 disagree, and the worst relative difference is 2.48</w:t>
+      </w:r>
+      <w:r>
+        <w:t>×10</w:t>
+      </w:r>
+      <w:r>
+        <w:rPr>
+          <w:vertAlign w:val="superscript"/>
+        </w:rPr>
+        <w:t>-8</w:t>
+      </w:r>
+      <w:r>
+        <w:t>. 390 of those rows are exactly zero on both sides: before yield the stress does not depend on the yield stress or the hardening modulus, and the equivalent plastic strain depends on nothing. Those are structural zeros of the model, read from the raw values rather than inferred from a plot. Figure 4 shows both arrays over the path.</w:t>
       </w:r>
     </w:p>
     <w:p>
@@ -315,17 +387,41 @@
     </w:p>
     <w:p>
       <w:r>
-        <w:t>Of 41 collection sources, 24 are verified offline -- transformed, compiled twice, checked for primal parity and compared against an independently replayed reference -- and 17 passed a paired Abaqus round in which the original and transformed subroutines ran as separate jobs on the same deck. 36 are verified by at least one route. The remaining 5 are kept in the denominator with a recorded reason: an ambiguous helper closure, an absent upstream property vector, a failed execution in the archived Abaqus round, and two whose reference cannot adjudicate every row.</w:t>
+        <w:t>Of 41 collection sources, 24 are verified offline — transformed, compiled twice, checked for primal parity and compared against an independently replayed reference — and 17 passed a paired Abaqus round in which the original and transformed subroutines ran as separate jobs on the same deck. 36 are verified by at least one route. The remaining 5 are kept in the denominator with a recorded reason: an ambiguous helper closure, an absent upstream property vector, a failed execution in the archived Abaqus round, and two whose reference cannot adjudicate every row.</w:t>
       </w:r>
     </w:p>
     <w:p>
       <w:r>
-        <w:t>Across 19 models the sweep produced 13980 comparisons, 13947 agreeing and 0 disagreeing, with a worst relative difference of 8.19×10^-7. The 33 rows the reference cannot settle are reported by reason rather than pooled: 5 sit below what a centred difference resolves at any step, and 28 sit on the increment where a Drucker-Prager model first yields, where the stencil straddles the kink and returns a secant across it rather than the derivative on the branch the increment took. Those rows withhold their directions rather than being counted either way.</w:t>
+        <w:t>Across 19 models the sweep produced 13980 comparisons, 13947 agreeing and 0 disagreeing, with a worst relative difference of 8.19</w:t>
+      </w:r>
+      <w:r>
+        <w:t>×10</w:t>
+      </w:r>
+      <w:r>
+        <w:rPr>
+          <w:vertAlign w:val="superscript"/>
+        </w:rPr>
+        <w:t>-7</w:t>
+      </w:r>
+      <w:r>
+        <w:t>. The 33 rows the reference cannot settle are reported by reason rather than pooled: 5 sit below what a centred difference resolves at any step, and 28 sit on the increment where a Drucker-Prager model first yields, where the stencil straddles the kink and returns a secant across it rather than the derivative on the branch the increment took. Those rows withhold their directions rather than being counted either way.</w:t>
       </w:r>
     </w:p>
     <w:p>
       <w:r>
-        <w:t>Extracting a model's internal Jacobian also audits the one it ships. Across 6 sources carrying a local Newton solve, the extracted coefficient agrees with centred differences of the independently compiled original to 5.21×10^-10. The hand-coded coefficient is measured against the same reference and is never used as it. In 2 sources it differs by far more: 2.59% in jgomezc1_UMAT_VPDCO and 0.306% in jgomezc1_UMAT_PCO. Both models converge and produce plausible stress, so the drift is invisible without a derivative that follows the implementation. Figure 5 collects the collection results.</w:t>
+        <w:t>Extracting a model's internal Jacobian also audits the one it ships. Across 6 sources carrying a local Newton solve, the extracted coefficient agrees with centred differences of the independently compiled original to 5.21</w:t>
+      </w:r>
+      <w:r>
+        <w:t>×10</w:t>
+      </w:r>
+      <w:r>
+        <w:rPr>
+          <w:vertAlign w:val="superscript"/>
+        </w:rPr>
+        <w:t>-10</w:t>
+      </w:r>
+      <w:r>
+        <w:t>. The hand-coded coefficient is measured against the same reference and is never used as it. In 2 sources it differs by far more: 2.59% in jgomezc1_UMAT_VPDCO and 0.306% in jgomezc1_UMAT_PCO. Both models converge and produce plausible stress, so the drift is invisible without a derivative that follows the implementation. Figure 5 collects the collection results.</w:t>
       </w:r>
     </w:p>
     <w:p>
@@ -440,7 +536,7 @@
           <w:i/>
           <w:sz w:val="18"/>
         </w:rPr>
-        <w:t>Every numerical value in this manuscript was substituted from the executed evidence at commit 2a19bdd07be36dca0e9a2d14a3a4b770be483a8c by tools/manuscript/build_v5_manuscript.py. Tables are generated separately into paper_results/tables/paper_tables.docx. Main text: 1713 words of a 3000-word limit.</w:t>
+        <w:t>Every numerical value in this manuscript was substituted from the executed evidence at commit 652bb5f27033bc7a89f621cf285447762f9480e5 by tools/manuscript/build_v5_manuscript.py. Tables are generated separately into paper_results/tables/paper_tables.docx. Main text: 1713 words of a 3000-word limit.</w:t>
       </w:r>
     </w:p>
     <w:sectPr>

--- a/docs/manuscript/UMAT_OTI_SoftwareX_V5.docx
+++ b/docs/manuscript/UMAT_OTI_SoftwareX_V5.docx
@@ -536,7 +536,7 @@
           <w:i/>
           <w:sz w:val="18"/>
         </w:rPr>
-        <w:t>Every numerical value in this manuscript was substituted from the executed evidence at commit 652bb5f27033bc7a89f621cf285447762f9480e5 by tools/manuscript/build_v5_manuscript.py. Tables are generated separately into paper_results/tables/paper_tables.docx. Main text: 1713 words of a 3000-word limit.</w:t>
+        <w:t>Every numerical value in this manuscript was substituted from the executed evidence at commit 44b48078d9d42b47d423eb0961721df5e9ef5b25 by tools/manuscript/build_v5_manuscript.py. Tables are generated separately into paper_results/tables/paper_tables.docx. Main text: 1713 words of a 3000-word limit.</w:t>
       </w:r>
     </w:p>
     <w:sectPr>

--- a/docs/manuscript/UMAT_OTI_SoftwareX_V5.docx
+++ b/docs/manuscript/UMAT_OTI_SoftwareX_V5.docx
@@ -104,7 +104,7 @@
     </w:p>
     <w:p>
       <w:r>
-        <w:t>Verification is gated. Source identity and closure come first, then transformation, then independent compilation of the original and the transformed routine, then execution of both, then primal parity, then resolution of the reference, and only then the derivative comparison. A case failing an earlier gate contributes no verified derivative rows, and compiling is never reported as verification. Figures 1 and 2 show the interface constructing a request and reporting one such run.</w:t>
+        <w:t>Verification is gated. Source identity and closure come first, then transformation, then independent compilation of the original and the transformed routine, then execution of both, then primal parity, then resolution of the reference, and only then the derivative comparison. A case failing an earlier gate contributes no verified derivative rows, and compiling is never reported as verification. Figures 1 and 2 show the interface constructing a request and reporting one such run; Table 1 lists what the software accepts and what it produces.</w:t>
       </w:r>
     </w:p>
     <w:p>
@@ -114,7 +114,7 @@
       <w:r>
         <w:drawing>
           <wp:inline xmlns:a="http://schemas.openxmlformats.org/drawingml/2006/main" xmlns:pic="http://schemas.openxmlformats.org/drawingml/2006/picture">
-            <wp:extent cx="5669280" cy="7018919"/>
+            <wp:extent cx="5669280" cy="7217375"/>
             <wp:docPr id="1" name="Picture 1"/>
             <wp:cNvGraphicFramePr>
               <a:graphicFrameLocks noChangeAspect="1"/>
@@ -123,7 +123,7 @@
               <a:graphicData uri="http://schemas.openxmlformats.org/drawingml/2006/picture">
                 <pic:pic>
                   <pic:nvPicPr>
-                    <pic:cNvPr id="0" name="figure1_gui_request.png"/>
+                    <pic:cNvPr id="0" name="figure_gui_request.png"/>
                     <pic:cNvPicPr/>
                   </pic:nvPicPr>
                   <pic:blipFill>
@@ -135,7 +135,7 @@
                   <pic:spPr>
                     <a:xfrm>
                       <a:off x="0" y="0"/>
-                      <a:ext cx="5669280" cy="7018919"/>
+                      <a:ext cx="5669280" cy="7217375"/>
                     </a:xfrm>
                     <a:prstGeom prst="rect"/>
                   </pic:spPr>
@@ -152,7 +152,7 @@
           <w:i/>
           <w:sz w:val="18"/>
         </w:rPr>
-        <w:t>Figure 1. The interface constructing a request: the entry source and dependency roots, the tensor and state dimensions, the mapping of material parameters onto PROPS, the requested derivative products, and the supplied loading history. The detected source information panel is not shown: the figure is cropped so its text prints at readable size, and that content is reported in the run manifest.</w:t>
+        <w:t>Figure 1. Configuring a derivative request in the interface. The four steps are numbered and shown one at a time; the strip beneath them carries what the earlier steps settled. Each product is named in plain language with its Abaqus name beside it. The internal Jacobian was asked for and is refused before the run, with the reason, because this source integrates its law without a local Newton iteration; the rest of the request still runs.</w:t>
       </w:r>
     </w:p>
     <w:p>
@@ -162,7 +162,7 @@
       <w:r>
         <w:drawing>
           <wp:inline xmlns:a="http://schemas.openxmlformats.org/drawingml/2006/main" xmlns:pic="http://schemas.openxmlformats.org/drawingml/2006/picture">
-            <wp:extent cx="5669280" cy="6151010"/>
+            <wp:extent cx="5669280" cy="5705344"/>
             <wp:docPr id="2" name="Picture 2"/>
             <wp:cNvGraphicFramePr>
               <a:graphicFrameLocks noChangeAspect="1"/>
@@ -171,7 +171,7 @@
               <a:graphicData uri="http://schemas.openxmlformats.org/drawingml/2006/picture">
                 <pic:pic>
                   <pic:nvPicPr>
-                    <pic:cNvPr id="0" name="figure2_gui_results.png"/>
+                    <pic:cNvPr id="0" name="figure_gui_results.png"/>
                     <pic:cNvPicPr/>
                   </pic:nvPicPr>
                   <pic:blipFill>
@@ -183,7 +183,7 @@
                   <pic:spPr>
                     <a:xfrm>
                       <a:off x="0" y="0"/>
-                      <a:ext cx="5669280" cy="6151010"/>
+                      <a:ext cx="5669280" cy="5705344"/>
                     </a:xfrm>
                     <a:prstGeom prst="rect"/>
                   </pic:spPr>
@@ -200,7 +200,7 @@
           <w:i/>
           <w:sz w:val="18"/>
         </w:rPr>
-        <w:t>Figure 2. The same interface after a real run. Every pipeline stage carries its own status; primal parity is reported above the derivative section; each product carries an outcome word rather than a colour. INTERNAL_JACOBIAN is reported unsupported for this model, with the reason, because it integrates its law without a local Newton iteration. The artifacts and comparison summary panels are not shown: the figure is cropped so its text prints at readable size, and that content is reported in Table 5 and the run manifest.</w:t>
+        <w:t>Figure 2. The same run, completed. Every pipeline stage carries its own outcome and duration, and the question the derivative comparisons depend on — whether the two independently compiled builds agree on stress and state — is answered above them with the number it rests on. Building is never reported as verification.</w:t>
       </w:r>
     </w:p>
     <w:p>
@@ -255,7 +255,7 @@
         <w:t>-9</w:t>
       </w:r>
       <w:r>
-        <w:t xml:space="preserve"> where the quantity is large enough for a relative error to mean anything. Figure 3 collects these.</w:t>
+        <w:t xml:space="preserve"> where the quantity is large enough for a relative error to mean anything. Figures 3 and 4 collect these, and Table 4 gives the counts by branch and order.</w:t>
       </w:r>
     </w:p>
     <w:p>
@@ -272,7 +272,7 @@
         <w:t>-8</w:t>
       </w:r>
       <w:r>
-        <w:t>. 390 of those rows are exactly zero on both sides: before yield the stress does not depend on the yield stress or the hardening modulus, and the equivalent plastic strain depends on nothing. Those are structural zeros of the model, read from the raw values rather than inferred from a plot. Figure 4 shows both arrays over the path.</w:t>
+        <w:t>. 390 of those rows are exactly zero on both sides: before yield the stress does not depend on the yield stress or the hardening modulus, and the equivalent plastic strain depends on nothing. Those are structural zeros of the model, read from the raw values rather than inferred from a plot. Figure 5 shows both arrays over the path, Table 5 collects every derivative family verified for this example, and Table 8 accounts for how each of the 560 compared rows was adjudicated.</w:t>
       </w:r>
     </w:p>
     <w:p>
@@ -282,7 +282,7 @@
       <w:r>
         <w:drawing>
           <wp:inline xmlns:a="http://schemas.openxmlformats.org/drawingml/2006/main" xmlns:pic="http://schemas.openxmlformats.org/drawingml/2006/picture">
-            <wp:extent cx="5669280" cy="5158413"/>
+            <wp:extent cx="5669280" cy="3200400"/>
             <wp:docPr id="3" name="Picture 3"/>
             <wp:cNvGraphicFramePr>
               <a:graphicFrameLocks noChangeAspect="1"/>
@@ -291,7 +291,7 @@
               <a:graphicData uri="http://schemas.openxmlformats.org/drawingml/2006/picture">
                 <pic:pic>
                   <pic:nvPicPr>
-                    <pic:cNvPr id="0" name="figure3_illustrative_derivatives.png"/>
+                    <pic:cNvPr id="0" name="figure_tangent_verification.png"/>
                     <pic:cNvPicPr/>
                   </pic:nvPicPr>
                   <pic:blipFill>
@@ -303,7 +303,7 @@
                   <pic:spPr>
                     <a:xfrm>
                       <a:off x="0" y="0"/>
-                      <a:ext cx="5669280" cy="5158413"/>
+                      <a:ext cx="5669280" cy="3200400"/>
                     </a:xfrm>
                     <a:prstGeom prst="rect"/>
                   </pic:spPr>
@@ -320,7 +320,7 @@
           <w:i/>
           <w:sz w:val="18"/>
         </w:rPr>
-        <w:t>Figure 3. Derivative validation for the illustrative example. (a) the consistent tangent against the closed-form reference; (b) repeated and (c) mixed higher-order stress derivatives against an independent 80-digit reference; (d) where the error sits in each family relative to the agreement demanded of it.</w:t>
+        <w:t>Figure 3. The generated consistent tangent against a closed-form reference, entry by entry and across five decades of stiffness. Every entry agrees far inside what was required of it, and the agreement does not weaken for the smaller entries. Entries that are exactly zero on both sides carry no relative difference and are counted rather than plotted.</w:t>
       </w:r>
     </w:p>
     <w:p>
@@ -330,7 +330,7 @@
       <w:r>
         <w:drawing>
           <wp:inline xmlns:a="http://schemas.openxmlformats.org/drawingml/2006/main" xmlns:pic="http://schemas.openxmlformats.org/drawingml/2006/picture">
-            <wp:extent cx="5669280" cy="6404458"/>
+            <wp:extent cx="5669280" cy="3108960"/>
             <wp:docPr id="4" name="Picture 4"/>
             <wp:cNvGraphicFramePr>
               <a:graphicFrameLocks noChangeAspect="1"/>
@@ -339,7 +339,7 @@
               <a:graphicData uri="http://schemas.openxmlformats.org/drawingml/2006/picture">
                 <pic:pic>
                   <pic:nvPicPr>
-                    <pic:cNvPr id="0" name="figure4_parameter_sensitivities.png"/>
+                    <pic:cNvPr id="0" name="figure_higher_order_verification.png"/>
                     <pic:cNvPicPr/>
                   </pic:nvPicPr>
                   <pic:blipFill>
@@ -351,7 +351,7 @@
                   <pic:spPr>
                     <a:xfrm>
                       <a:off x="0" y="0"/>
-                      <a:ext cx="5669280" cy="6404458"/>
+                      <a:ext cx="5669280" cy="3108960"/>
                     </a:xfrm>
                     <a:prstGeom prst="rect"/>
                   </pic:spPr>
@@ -368,7 +368,55 @@
           <w:i/>
           <w:sz w:val="18"/>
         </w:rPr>
-        <w:t>Figure 4. Parameter and state sensitivities over the complete loading path, each curve scaled by its own parameter so all stress curves carry MPa. (a) DSIGMA_DP; (b) DSTATEV_DP; (c) how every compared row was adjudicated, increment by increment.</w:t>
+        <w:t>Figure 4. Stress derivatives of order two to four against an independent 80-digit reference, separated by whether the differentiation directions repeat. Agreement does not degrade with order, and every point lies below the resolution of the reference itself, which is the limit of what this comparison can establish.</w:t>
+      </w:r>
+    </w:p>
+    <w:p>
+      <w:pPr>
+        <w:jc w:val="center"/>
+      </w:pPr>
+      <w:r>
+        <w:drawing>
+          <wp:inline xmlns:a="http://schemas.openxmlformats.org/drawingml/2006/main" xmlns:pic="http://schemas.openxmlformats.org/drawingml/2006/picture">
+            <wp:extent cx="5669280" cy="5120640"/>
+            <wp:docPr id="5" name="Picture 5"/>
+            <wp:cNvGraphicFramePr>
+              <a:graphicFrameLocks noChangeAspect="1"/>
+            </wp:cNvGraphicFramePr>
+            <a:graphic>
+              <a:graphicData uri="http://schemas.openxmlformats.org/drawingml/2006/picture">
+                <pic:pic>
+                  <pic:nvPicPr>
+                    <pic:cNvPr id="0" name="figure_sensitivities.png"/>
+                    <pic:cNvPicPr/>
+                  </pic:nvPicPr>
+                  <pic:blipFill>
+                    <a:blip r:embed="rId13"/>
+                    <a:stretch>
+                      <a:fillRect/>
+                    </a:stretch>
+                  </pic:blipFill>
+                  <pic:spPr>
+                    <a:xfrm>
+                      <a:off x="0" y="0"/>
+                      <a:ext cx="5669280" cy="5120640"/>
+                    </a:xfrm>
+                    <a:prstGeom prst="rect"/>
+                  </pic:spPr>
+                </pic:pic>
+              </a:graphicData>
+            </a:graphic>
+          </wp:inline>
+        </w:drawing>
+      </w:r>
+    </w:p>
+    <w:p>
+      <w:r>
+        <w:rPr>
+          <w:i/>
+          <w:sz w:val="18"/>
+        </w:rPr>
+        <w:t>Figure 5. What the material point's response depends on, along the whole loading path. Each curve is scaled by its own material constant, so the upper panel is a stress in MPa and the lower a strain, and the four constants are comparable. Both axes are linear, so the exact zeros before yield sit where they belong: before the material yields the stress does not depend on the yield stress or the hardening modulus, and the plastic strain depends on nothing.</w:t>
       </w:r>
     </w:p>
     <w:p>
@@ -387,7 +435,7 @@
     </w:p>
     <w:p>
       <w:r>
-        <w:t>Of 41 collection sources, 24 are verified offline — transformed, compiled twice, checked for primal parity and compared against an independently replayed reference — and 17 passed a paired Abaqus round in which the original and transformed subroutines ran as separate jobs on the same deck. 36 are verified by at least one route. The remaining 5 are kept in the denominator with a recorded reason: an ambiguous helper closure, an absent upstream property vector, a failed execution in the archived Abaqus round, and two whose reference cannot adjudicate every row.</w:t>
+        <w:t>Of 41 collection sources, 24 are verified offline — transformed, compiled twice, checked for primal parity and compared against an independently replayed reference — and 17 passed a paired Abaqus round in which the original and transformed subroutines ran as separate jobs on the same deck. 36 are verified by at least one route. The remaining 5 are kept in the denominator with a recorded reason: an ambiguous helper closure, an absent upstream property vector, a failed execution in the archived Abaqus round, and two whose reference cannot adjudicate every row. Figure 6 shows the coverage and Table 2 the paired Abaqus round case by case.</w:t>
       </w:r>
     </w:p>
     <w:p>
@@ -404,7 +452,7 @@
         <w:t>-7</w:t>
       </w:r>
       <w:r>
-        <w:t>. The 33 rows the reference cannot settle are reported by reason rather than pooled: 5 sit below what a centred difference resolves at any step, and 28 sit on the increment where a Drucker-Prager model first yields, where the stencil straddles the kink and returns a secant across it rather than the derivative on the branch the increment took. Those rows withhold their directions rather than being counted either way.</w:t>
+        <w:t>. The 33 rows the reference cannot settle are reported by reason rather than pooled: 5 sit below what a centred difference resolves at any step, and 28 sit on the increment where a Drucker-Prager model first yields, where the stencil straddles the kink and returns a secant across it rather than the derivative on the branch the increment took. Those rows withhold their directions rather than being counted either way. Table 6 lists every collection model with the rows it contributed and the reason where a direction is withheld, and Table 7 the external sources with the stage each one reached.</w:t>
       </w:r>
     </w:p>
     <w:p>
@@ -421,7 +469,7 @@
         <w:t>-10</w:t>
       </w:r>
       <w:r>
-        <w:t>. The hand-coded coefficient is measured against the same reference and is never used as it. In 2 sources it differs by far more: 2.59% in jgomezc1_UMAT_VPDCO and 0.306% in jgomezc1_UMAT_PCO. Both models converge and produce plausible stress, so the drift is invisible without a derivative that follows the implementation. Figure 5 collects the collection results.</w:t>
+        <w:t>. The hand-coded coefficient is measured against the same reference and is never used as it. In 2 sources it differs by far more: 2.59% in jgomezc1_UMAT_VPDCO and 0.306% in jgomezc1_UMAT_PCO. Both models converge and produce plausible stress, so the drift is invisible without a derivative that follows the implementation. Table 3 gives every extracted Jacobian with both comparisons.</w:t>
       </w:r>
     </w:p>
     <w:p>
@@ -431,8 +479,8 @@
       <w:r>
         <w:drawing>
           <wp:inline xmlns:a="http://schemas.openxmlformats.org/drawingml/2006/main" xmlns:pic="http://schemas.openxmlformats.org/drawingml/2006/picture">
-            <wp:extent cx="5669280" cy="4711258"/>
-            <wp:docPr id="5" name="Picture 5"/>
+            <wp:extent cx="5669280" cy="3840480"/>
+            <wp:docPr id="6" name="Picture 6"/>
             <wp:cNvGraphicFramePr>
               <a:graphicFrameLocks noChangeAspect="1"/>
             </wp:cNvGraphicFramePr>
@@ -440,11 +488,11 @@
               <a:graphicData uri="http://schemas.openxmlformats.org/drawingml/2006/picture">
                 <pic:pic>
                   <pic:nvPicPr>
-                    <pic:cNvPr id="0" name="figure5_collection_verification.png"/>
+                    <pic:cNvPr id="0" name="figure_collection_coverage.png"/>
                     <pic:cNvPicPr/>
                   </pic:nvPicPr>
                   <pic:blipFill>
-                    <a:blip r:embed="rId13"/>
+                    <a:blip r:embed="rId14"/>
                     <a:stretch>
                       <a:fillRect/>
                     </a:stretch>
@@ -452,7 +500,7 @@
                   <pic:spPr>
                     <a:xfrm>
                       <a:off x="0" y="0"/>
-                      <a:ext cx="5669280" cy="4711258"/>
+                      <a:ext cx="5669280" cy="3840480"/>
                     </a:xfrm>
                     <a:prstGeom prst="rect"/>
                   </pic:spPr>
@@ -469,7 +517,7 @@
           <w:i/>
           <w:sz w:val="18"/>
         </w:rPr>
-        <w:t>Figure 5. Verification across the deduplicated collection, excluding the illustrative example. (a) the offline route against the whole collection; (b) how many sources each route verified; (c) extracted and hand-coded internal Jacobians against the same independent reference.</w:t>
+        <w:t>Figure 6. How far the collected corpus reached, from the files found to the sources verified. Counting is by implementation rather than by file, and every attempt stays in the denominator. Transformation, compilation and primal parity are one bar because no source failed any of them.</w:t>
       </w:r>
     </w:p>
     <w:p>
@@ -529,6 +577,220 @@
         <w:t>The authors gratefully acknowledge financial support from the National Aeronautics and Space Administration under Grant No. 80NSSC23K1342 and from the National Science Foundation through CAREER Award No. 2237313.</w:t>
       </w:r>
     </w:p>
+    <w:p>
+      <w:r>
+        <w:br w:type="page"/>
+      </w:r>
+    </w:p>
+    <w:p>
+      <w:r>
+        <w:rPr>
+          <w:b/>
+          <w:sz w:val="24"/>
+        </w:rPr>
+        <w:t>Supplementary figures</w:t>
+      </w:r>
+    </w:p>
+    <w:p>
+      <w:r>
+        <w:rPr>
+          <w:i/>
+        </w:rPr>
+        <w:t>These support the main text without competing with it: the two workflow steps that precede the request, the per-product detail behind the run summary, and the overlap between the two verification routes.</w:t>
+      </w:r>
+    </w:p>
+    <w:p>
+      <w:pPr>
+        <w:jc w:val="center"/>
+      </w:pPr>
+      <w:r>
+        <w:drawing>
+          <wp:inline xmlns:a="http://schemas.openxmlformats.org/drawingml/2006/main" xmlns:pic="http://schemas.openxmlformats.org/drawingml/2006/picture">
+            <wp:extent cx="5669280" cy="5648073"/>
+            <wp:docPr id="7" name="Picture 7"/>
+            <wp:cNvGraphicFramePr>
+              <a:graphicFrameLocks noChangeAspect="1"/>
+            </wp:cNvGraphicFramePr>
+            <a:graphic>
+              <a:graphicData uri="http://schemas.openxmlformats.org/drawingml/2006/picture">
+                <pic:pic>
+                  <pic:nvPicPr>
+                    <pic:cNvPr id="0" name="figure_gui_source.png"/>
+                    <pic:cNvPicPr/>
+                  </pic:nvPicPr>
+                  <pic:blipFill>
+                    <a:blip r:embed="rId15"/>
+                    <a:stretch>
+                      <a:fillRect/>
+                    </a:stretch>
+                  </pic:blipFill>
+                  <pic:spPr>
+                    <a:xfrm>
+                      <a:off x="0" y="0"/>
+                      <a:ext cx="5669280" cy="5648073"/>
+                    </a:xfrm>
+                    <a:prstGeom prst="rect"/>
+                  </pic:spPr>
+                </pic:pic>
+              </a:graphicData>
+            </a:graphic>
+          </wp:inline>
+        </w:drawing>
+      </w:r>
+    </w:p>
+    <w:p>
+      <w:r>
+        <w:rPr>
+          <w:i/>
+          <w:sz w:val="18"/>
+        </w:rPr>
+        <w:t>Figure S1. Step 1: choosing the source, and what the analysis found in it before anything is transformed.</w:t>
+      </w:r>
+    </w:p>
+    <w:p>
+      <w:pPr>
+        <w:jc w:val="center"/>
+      </w:pPr>
+      <w:r>
+        <w:drawing>
+          <wp:inline xmlns:a="http://schemas.openxmlformats.org/drawingml/2006/main" xmlns:pic="http://schemas.openxmlformats.org/drawingml/2006/picture">
+            <wp:extent cx="5669280" cy="7542546"/>
+            <wp:docPr id="8" name="Picture 8"/>
+            <wp:cNvGraphicFramePr>
+              <a:graphicFrameLocks noChangeAspect="1"/>
+            </wp:cNvGraphicFramePr>
+            <a:graphic>
+              <a:graphicData uri="http://schemas.openxmlformats.org/drawingml/2006/picture">
+                <pic:pic>
+                  <pic:nvPicPr>
+                    <pic:cNvPr id="0" name="figure_gui_material.png"/>
+                    <pic:cNvPicPr/>
+                  </pic:nvPicPr>
+                  <pic:blipFill>
+                    <a:blip r:embed="rId16"/>
+                    <a:stretch>
+                      <a:fillRect/>
+                    </a:stretch>
+                  </pic:blipFill>
+                  <pic:spPr>
+                    <a:xfrm>
+                      <a:off x="0" y="0"/>
+                      <a:ext cx="5669280" cy="7542546"/>
+                    </a:xfrm>
+                    <a:prstGeom prst="rect"/>
+                  </pic:spPr>
+                </pic:pic>
+              </a:graphicData>
+            </a:graphic>
+          </wp:inline>
+        </w:drawing>
+      </w:r>
+    </w:p>
+    <w:p>
+      <w:r>
+        <w:rPr>
+          <w:i/>
+          <w:sz w:val="18"/>
+        </w:rPr>
+        <w:t>Figure S2. Step 2: the material description, prefilled from the example's committed contract, with each value labelled by where it came from.</w:t>
+      </w:r>
+    </w:p>
+    <w:p>
+      <w:pPr>
+        <w:jc w:val="center"/>
+      </w:pPr>
+      <w:r>
+        <w:drawing>
+          <wp:inline xmlns:a="http://schemas.openxmlformats.org/drawingml/2006/main" xmlns:pic="http://schemas.openxmlformats.org/drawingml/2006/picture">
+            <wp:extent cx="5669280" cy="2293678"/>
+            <wp:docPr id="9" name="Picture 9"/>
+            <wp:cNvGraphicFramePr>
+              <a:graphicFrameLocks noChangeAspect="1"/>
+            </wp:cNvGraphicFramePr>
+            <a:graphic>
+              <a:graphicData uri="http://schemas.openxmlformats.org/drawingml/2006/picture">
+                <pic:pic>
+                  <pic:nvPicPr>
+                    <pic:cNvPr id="0" name="figure_gui_products.png"/>
+                    <pic:cNvPicPr/>
+                  </pic:nvPicPr>
+                  <pic:blipFill>
+                    <a:blip r:embed="rId17"/>
+                    <a:stretch>
+                      <a:fillRect/>
+                    </a:stretch>
+                  </pic:blipFill>
+                  <pic:spPr>
+                    <a:xfrm>
+                      <a:off x="0" y="0"/>
+                      <a:ext cx="5669280" cy="2293678"/>
+                    </a:xfrm>
+                    <a:prstGeom prst="rect"/>
+                  </pic:spPr>
+                </pic:pic>
+              </a:graphicData>
+            </a:graphic>
+          </wp:inline>
+        </w:drawing>
+      </w:r>
+    </w:p>
+    <w:p>
+      <w:r>
+        <w:rPr>
+          <w:i/>
+          <w:sz w:val="18"/>
+        </w:rPr>
+        <w:t>Figure S3. One card per derivative product, each carrying its outcome word, what that word means, and the numbers behind it.</w:t>
+      </w:r>
+    </w:p>
+    <w:p>
+      <w:pPr>
+        <w:jc w:val="center"/>
+      </w:pPr>
+      <w:r>
+        <w:drawing>
+          <wp:inline xmlns:a="http://schemas.openxmlformats.org/drawingml/2006/main" xmlns:pic="http://schemas.openxmlformats.org/drawingml/2006/picture">
+            <wp:extent cx="5669280" cy="2651760"/>
+            <wp:docPr id="10" name="Picture 10"/>
+            <wp:cNvGraphicFramePr>
+              <a:graphicFrameLocks noChangeAspect="1"/>
+            </wp:cNvGraphicFramePr>
+            <a:graphic>
+              <a:graphicData uri="http://schemas.openxmlformats.org/drawingml/2006/picture">
+                <pic:pic>
+                  <pic:nvPicPr>
+                    <pic:cNvPr id="0" name="figure_verification_routes.png"/>
+                    <pic:cNvPicPr/>
+                  </pic:nvPicPr>
+                  <pic:blipFill>
+                    <a:blip r:embed="rId18"/>
+                    <a:stretch>
+                      <a:fillRect/>
+                    </a:stretch>
+                  </pic:blipFill>
+                  <pic:spPr>
+                    <a:xfrm>
+                      <a:off x="0" y="0"/>
+                      <a:ext cx="5669280" cy="2651760"/>
+                    </a:xfrm>
+                    <a:prstGeom prst="rect"/>
+                  </pic:spPr>
+                </pic:pic>
+              </a:graphicData>
+            </a:graphic>
+          </wp:inline>
+        </w:drawing>
+      </w:r>
+    </w:p>
+    <w:p>
+      <w:r>
+        <w:rPr>
+          <w:i/>
+          <w:sz w:val="18"/>
+        </w:rPr>
+        <w:t>Figure S4. Which of the two verification routes reached each collection source, and how much they overlap.</w:t>
+      </w:r>
+    </w:p>
     <w:p/>
     <w:p>
       <w:r>
@@ -536,7 +798,7 @@
           <w:i/>
           <w:sz w:val="18"/>
         </w:rPr>
-        <w:t>Every numerical value in this manuscript was substituted from the executed evidence at commit 44b48078d9d42b47d423eb0961721df5e9ef5b25 by tools/manuscript/build_v5_manuscript.py. Tables are generated separately into paper_results/tables/paper_tables.docx. Main text: 1713 words of a 3000-word limit.</w:t>
+        <w:t>Every numerical value in this manuscript was substituted from the executed evidence at commit 5cafff2898c9d9bcfeb697182672de774bd38e6f by tools/manuscript/build_v5_manuscript.py. Tables are generated separately into paper_results/tables/paper_tables.docx. Main text: 1809 words of a 3000-word limit.</w:t>
       </w:r>
     </w:p>
     <w:sectPr>

--- a/docs/manuscript/UMAT_OTI_SoftwareX_V5.docx
+++ b/docs/manuscript/UMAT_OTI_SoftwareX_V5.docx
@@ -368,7 +368,7 @@
           <w:i/>
           <w:sz w:val="18"/>
         </w:rPr>
-        <w:t>Figure 4. Stress derivatives of order two to four against an independent 80-digit reference, separated by whether the differentiation directions repeat. Agreement does not degrade with order, and every point lies below the resolution of the reference itself, which is the limit of what this comparison can establish.</w:t>
+        <w:t>Figure 4. Stress derivatives of order two to four against an independent 80-digit reference, separated by whether the differentiation directions repeat. Agreement does not degrade with order, and every point lies below the resolution of the reference itself, which is the limit of what this comparison can establish. Of the 108 comparisons, 31 are plotted; the other 77 are ones the reference independently shows to be zero, where a relative error is not a measurement, and none is unresolved.</w:t>
       </w:r>
     </w:p>
     <w:p>
@@ -517,7 +517,7 @@
           <w:i/>
           <w:sz w:val="18"/>
         </w:rPr>
-        <w:t>Figure 6. How far the collected corpus reached, from the files found to the sources verified. Counting is by implementation rather than by file, and every attempt stays in the denominator. Transformation, compilation and primal parity are one bar because no source failed any of them.</w:t>
+        <w:t>Figure 6. How far the collected corpus reached, from the files found to the sources verified. The first three bars count files and implementations rather than eligible sources: 54 discovered files reduce to 45 distinct implementations, of which two are property decks carrying no entry routine, and two more are the illustrative example, leaving 41. Of those, 26 were put through the offline route and 15 took the Abaqus route only. Transformation, compilation and primal parity are one bar because no source failed any of them; the two sources missing from the derivative bar are withheld by their reference rather than disagreeing. Abaqus is a separate route, not a later stage, and every attempt stays in the denominator.</w:t>
       </w:r>
     </w:p>
     <w:p>
@@ -750,7 +750,7 @@
       <w:r>
         <w:drawing>
           <wp:inline xmlns:a="http://schemas.openxmlformats.org/drawingml/2006/main" xmlns:pic="http://schemas.openxmlformats.org/drawingml/2006/picture">
-            <wp:extent cx="5669280" cy="2651760"/>
+            <wp:extent cx="5669280" cy="2834640"/>
             <wp:docPr id="10" name="Picture 10"/>
             <wp:cNvGraphicFramePr>
               <a:graphicFrameLocks noChangeAspect="1"/>
@@ -771,7 +771,7 @@
                   <pic:spPr>
                     <a:xfrm>
                       <a:off x="0" y="0"/>
-                      <a:ext cx="5669280" cy="2651760"/>
+                      <a:ext cx="5669280" cy="2834640"/>
                     </a:xfrm>
                     <a:prstGeom prst="rect"/>
                   </pic:spPr>
@@ -788,7 +788,7 @@
           <w:i/>
           <w:sz w:val="18"/>
         </w:rPr>
-        <w:t>Figure S4. Which of the two verification routes reached each collection source, and how much they overlap.</w:t>
+        <w:t>Figure S4. Which of the two verification routes reached each collection source, and how much they overlap. The denominator is the same 41 eligible sources as Figure 6; the five verified by neither are listed with their reasons in the figure's provenance record.</w:t>
       </w:r>
     </w:p>
     <w:p/>
@@ -798,7 +798,7 @@
           <w:i/>
           <w:sz w:val="18"/>
         </w:rPr>
-        <w:t>Every numerical value in this manuscript was substituted from the executed evidence at commit 5cafff2898c9d9bcfeb697182672de774bd38e6f by tools/manuscript/build_v5_manuscript.py. Tables are generated separately into paper_results/tables/paper_tables.docx. Main text: 1809 words of a 3000-word limit.</w:t>
+        <w:t>Every numerical value in this manuscript was substituted from the executed evidence at commit c24ff0d3c43cfc1f5aa4522c0fe17b03b8bf5bca by tools/manuscript/build_v5_manuscript.py. Tables are generated separately into paper_results/tables/paper_tables.docx. Main text: 1809 words of a 3000-word limit.</w:t>
       </w:r>
     </w:p>
     <w:sectPr>

--- a/docs/manuscript/UMAT_OTI_SoftwareX_V5.docx
+++ b/docs/manuscript/UMAT_OTI_SoftwareX_V5.docx
@@ -22,7 +22,7 @@
     </w:p>
     <w:p>
       <w:r>
-        <w:t>UMAT-OTI is an open-source source-to-source transformation tool that generates machine-precision derivatives of Abaqus user-material subroutines (UMATs) using order-truncated imaginary (OTI) arithmetic. Every derivative is specified by four elements — a seed variable, a response variable, an extraction target and a differentiation order — so one compact contract configures the consistent material tangent DDSDDE, the internal Jacobians of local constitutive solves, higher-order stress derivatives, and the exported point-wise parameter sensitivities DSIGMA_DP and DSTATEV_DP from a single unmodified UMAT. The transformed routine preserves the standard UMAT interface. Every product is checked against a reference that shares no code path with it: on an illustrative J2 model the generated tangent agrees with a closed-form consistent tangent over all 108 entries to 2.52</w:t>
+        <w:t>UMAT-OTI is an open-source source-to-source transformation tool that generates machine-precision derivatives of Abaqus user-material subroutines (UMATs) using order-truncated imaginary (OTI) arithmetic. Every derivative is specified by four elements — a seed variable, a response variable, an extraction target and a differentiation order — so one compact contract configures the consistent material tangent DDSDDE, the internal Jacobians of local constitutive solves, higher-order stress derivatives, and the exported point-wise parameter sensitivities DSIGMA_DP and DSTATEV_DP from a single unmodified UMAT. The transformed routine preserves the standard UMAT interface. Every product is checked against a reference that shares no code path with it: on an illustrative J2 model the generated tangent agrees with a closed-form consistent tangent over all 540 entries to 2.19</w:t>
       </w:r>
       <w:r>
         <w:t>×10</w:t>
@@ -34,7 +34,7 @@
         <w:t>-15</w:t>
       </w:r>
       <w:r>
-        <w:t>, and derivatives through order 4 agree with an independent 80-digit reference over 108 comparisons with 0 failures. Across 41 globally deduplicated sources, 36 are numerically verified by at least one route and 5 are not, each with a recorded reason. Extracting a model's internal Jacobian also audits the one it ships: in 2 of 6 sources the hand-coded Jacobian differs from the independent reference by up to 2.59%, while the extracted one agrees to 5.21</w:t>
+        <w:t>, and derivatives through order 4 agree with an independent 80-digit reference over 540 comparisons with 0 failures. Across 41 globally deduplicated sources, 39 are numerically verified by at least one route and 2 are not, each with a recorded reason. Extracting a model's internal Jacobian also audits the one it ships: in 2 of 6 sources the hand-coded Jacobian differs from the independent reference by up to 2.59%, while the extracted one agrees to 5.21</w:t>
       </w:r>
       <w:r>
         <w:t>×10</w:t>
@@ -219,7 +219,7 @@
     </w:p>
     <w:p>
       <w:r>
-        <w:t>The consistent tangent is checked against two references that fail differently: the closed-form elastoplastic consistent tangent, and an 80-digit centred difference of an independent integrator. Over 108 entries none disagrees. 66 are zeros of the matrix, returned as exactly zero; the remaining 42 agree to 2.52</w:t>
+        <w:t>The consistent tangent is checked against two references that fail differently: the closed-form elastoplastic consistent tangent, and an 80-digit centred difference of an independent integrator. Over 540 entries none disagrees. 354 are zeros of the matrix, returned as exactly zero; the remaining 186 agree to 2.19</w:t>
       </w:r>
       <w:r>
         <w:t>×10</w:t>
@@ -231,7 +231,7 @@
         <w:t>-15</w:t>
       </w:r>
       <w:r>
-        <w:t>, while the two references agree with each other to 4.77</w:t>
+        <w:t>, while the two references agree with each other to 4.62</w:t>
       </w:r>
       <w:r>
         <w:t>×10</w:t>
@@ -243,7 +243,7 @@
         <w:t>-14</w:t>
       </w:r>
       <w:r>
-        <w:t>. Raising the requested order on the same path retains the higher derivatives of the same stress update: 108 comparisons through order 4, 0 failures, worst relative difference 1.94</w:t>
+        <w:t>. Raising the requested order on the same path retains the higher derivatives of the same stress update: 540 comparisons through order 4, 0 failures, worst relative difference 1.89</w:t>
       </w:r>
       <w:r>
         <w:t>×10</w:t>
@@ -282,7 +282,7 @@
       <w:r>
         <w:drawing>
           <wp:inline xmlns:a="http://schemas.openxmlformats.org/drawingml/2006/main" xmlns:pic="http://schemas.openxmlformats.org/drawingml/2006/picture">
-            <wp:extent cx="5669280" cy="3200400"/>
+            <wp:extent cx="5669280" cy="5852160"/>
             <wp:docPr id="3" name="Picture 3"/>
             <wp:cNvGraphicFramePr>
               <a:graphicFrameLocks noChangeAspect="1"/>
@@ -303,7 +303,7 @@
                   <pic:spPr>
                     <a:xfrm>
                       <a:off x="0" y="0"/>
-                      <a:ext cx="5669280" cy="3200400"/>
+                      <a:ext cx="5669280" cy="5852160"/>
                     </a:xfrm>
                     <a:prstGeom prst="rect"/>
                   </pic:spPr>
@@ -330,7 +330,7 @@
       <w:r>
         <w:drawing>
           <wp:inline xmlns:a="http://schemas.openxmlformats.org/drawingml/2006/main" xmlns:pic="http://schemas.openxmlformats.org/drawingml/2006/picture">
-            <wp:extent cx="5669280" cy="3108960"/>
+            <wp:extent cx="5669280" cy="5852160"/>
             <wp:docPr id="4" name="Picture 4"/>
             <wp:cNvGraphicFramePr>
               <a:graphicFrameLocks noChangeAspect="1"/>
@@ -351,7 +351,7 @@
                   <pic:spPr>
                     <a:xfrm>
                       <a:off x="0" y="0"/>
-                      <a:ext cx="5669280" cy="3108960"/>
+                      <a:ext cx="5669280" cy="5852160"/>
                     </a:xfrm>
                     <a:prstGeom prst="rect"/>
                   </pic:spPr>
@@ -378,7 +378,7 @@
       <w:r>
         <w:drawing>
           <wp:inline xmlns:a="http://schemas.openxmlformats.org/drawingml/2006/main" xmlns:pic="http://schemas.openxmlformats.org/drawingml/2006/picture">
-            <wp:extent cx="5669280" cy="5120640"/>
+            <wp:extent cx="5669280" cy="5486400"/>
             <wp:docPr id="5" name="Picture 5"/>
             <wp:cNvGraphicFramePr>
               <a:graphicFrameLocks noChangeAspect="1"/>
@@ -399,7 +399,7 @@
                   <pic:spPr>
                     <a:xfrm>
                       <a:off x="0" y="0"/>
-                      <a:ext cx="5669280" cy="5120640"/>
+                      <a:ext cx="5669280" cy="5486400"/>
                     </a:xfrm>
                     <a:prstGeom prst="rect"/>
                   </pic:spPr>
@@ -430,17 +430,17 @@
     </w:p>
     <w:p>
       <w:r>
-        <w:t>Sources are counted after global identity reconciliation. A UMAT reachable both from the in-repository archive and from a pinned upstream snapshot is one implementation with two origins, not two sources: 54 discovered files reduce to 45 distinct implementations across 3 independent upstream repositories, spanning 27 constitutive models. The illustrative example is excluded from every count in this section.</w:t>
+        <w:t>Sources are counted after global identity reconciliation. A UMAT reachable both from the in-repository archive and from a pinned upstream snapshot is one implementation with two origins, not two sources: 54 discovered files reduce to 46 distinct implementations across 3 independent upstream repositories, spanning 27 constitutive models. The illustrative example is excluded from every count in this section.</w:t>
       </w:r>
     </w:p>
     <w:p>
       <w:r>
-        <w:t>Of 41 collection sources, 24 are verified offline — transformed, compiled twice, checked for primal parity and compared against an independently replayed reference — and 17 passed a paired Abaqus round in which the original and transformed subroutines ran as separate jobs on the same deck. 36 are verified by at least one route. The remaining 5 are kept in the denominator with a recorded reason: an ambiguous helper closure, an absent upstream property vector, a failed execution in the archived Abaqus round, and two whose reference cannot adjudicate every row. Figure 6 shows the coverage and Table 2 the paired Abaqus round case by case.</w:t>
+        <w:t>Of 41 collection sources, 27 are verified offline — transformed, compiled twice, checked for primal parity and compared against an independently replayed reference — and 35 passed a paired Abaqus round in which the original and transformed subroutines ran as separate jobs on the same deck. 39 are verified by at least one route. The remaining 2 are kept in the denominator with a recorded reason: an ambiguous helper closure, an absent upstream property vector, a failed execution in the archived Abaqus round, and two whose reference cannot adjudicate every row. Figure 6 shows the coverage and Table 2 the paired Abaqus round case by case.</w:t>
       </w:r>
     </w:p>
     <w:p>
       <w:r>
-        <w:t>Across 19 models the sweep produced 13980 comparisons, 13947 agreeing and 0 disagreeing, with a worst relative difference of 8.19</w:t>
+        <w:t>Across 19 models the sweep produced 13980 comparisons, 13979 agreeing and 0 disagreeing, with a worst relative difference of 8.19</w:t>
       </w:r>
       <w:r>
         <w:t>×10</w:t>
@@ -452,7 +452,7 @@
         <w:t>-7</w:t>
       </w:r>
       <w:r>
-        <w:t>. The 33 rows the reference cannot settle are reported by reason rather than pooled: 5 sit below what a centred difference resolves at any step, and 28 sit on the increment where a Drucker-Prager model first yields, where the stencil straddles the kink and returns a secant across it rather than the derivative on the branch the increment took. Those rows withhold their directions rather than being counted either way. Table 6 lists every collection model with the rows it contributed and the reason where a direction is withheld, and Table 7 the external sources with the stage each one reached.</w:t>
+        <w:t>. The 1 row the reference cannot settle is reported by reason rather than pooled: 1 sits below what a centred difference resolves at any step, and 0 sit on the increment where a Drucker-Prager model first yields, where the stencil straddles the kink and returns a secant across it rather than the derivative on the branch the increment took. Those rows withhold their directions rather than being counted either way. Table 6 lists every collection model with the rows it contributed and the reason where a direction is withheld, and Table 7 the external sources with the stage each one reached.</w:t>
       </w:r>
     </w:p>
     <w:p>
@@ -798,7 +798,7 @@
           <w:i/>
           <w:sz w:val="18"/>
         </w:rPr>
-        <w:t>Every numerical value in this manuscript was substituted from the executed evidence at commit c24ff0d3c43cfc1f5aa4522c0fe17b03b8bf5bca by tools/manuscript/build_v5_manuscript.py. Tables are generated separately into paper_results/tables/paper_tables.docx. Main text: 1809 words of a 3000-word limit.</w:t>
+        <w:t>Every numerical value in this manuscript was substituted from the executed evidence at commit 1f9f91c474e3d8131c8d5d6e6362f11a74734588 by tools/manuscript/build_v5_manuscript.py. Tables are generated separately into paper_results/tables/paper_tables.docx. Main text: 1809 words of a 3000-word limit.</w:t>
       </w:r>
     </w:p>
     <w:sectPr>
